--- a/QA Report-Assignment.docx
+++ b/QA Report-Assignment.docx
@@ -544,7 +544,13 @@
               <w:t xml:space="preserve"> all the functionalities of the project (</w:t>
             </w:r>
             <w:r>
-              <w:t>15-20</w:t>
+              <w:t>8</w:t>
+            </w:r>
+            <w:r>
+              <w:t>-</w:t>
+            </w:r>
+            <w:r>
+              <w:t>10</w:t>
             </w:r>
             <w:r>
               <w:t>%)</w:t>
@@ -557,7 +563,19 @@
           </w:tcPr>
           <w:p>
             <w:r>
-              <w:t>The test cases execution has covered most of the functionalities of the project (10-14%)</w:t>
+              <w:t>The test cases execution has covered most of the functionalities of the project (</w:t>
+            </w:r>
+            <w:r>
+              <w:t>5</w:t>
+            </w:r>
+            <w:r>
+              <w:t>-</w:t>
+            </w:r>
+            <w:r>
+              <w:t>7</w:t>
+            </w:r>
+            <w:r>
+              <w:t>%)</w:t>
             </w:r>
           </w:p>
         </w:tc>
@@ -567,7 +585,19 @@
           </w:tcPr>
           <w:p>
             <w:r>
-              <w:t>The test cases execution has covered some of the functionalities of the project (5- 9%)</w:t>
+              <w:t>The test cases execution has covered some of the functionalities of the project (</w:t>
+            </w:r>
+            <w:r>
+              <w:t>3</w:t>
+            </w:r>
+            <w:r>
+              <w:t>-</w:t>
+            </w:r>
+            <w:r>
+              <w:t>4</w:t>
+            </w:r>
+            <w:r>
+              <w:t>%)</w:t>
             </w:r>
           </w:p>
         </w:tc>
@@ -598,7 +628,10 @@
               <w:t xml:space="preserve"> (0</w:t>
             </w:r>
             <w:r>
-              <w:t xml:space="preserve"> - 4</w:t>
+              <w:t>-</w:t>
+            </w:r>
+            <w:r>
+              <w:t>2</w:t>
             </w:r>
             <w:r>
               <w:t>%</w:t>
@@ -644,7 +677,7 @@
               <w:t xml:space="preserve"> (</w:t>
             </w:r>
             <w:r>
-              <w:t>4 - 5</w:t>
+              <w:t>2</w:t>
             </w:r>
             <w:r>
               <w:t>%)</w:t>
@@ -666,10 +699,10 @@
               <w:t xml:space="preserve">and covers most functionality </w:t>
             </w:r>
             <w:r>
-              <w:t>(2</w:t>
-            </w:r>
-            <w:r>
-              <w:t xml:space="preserve"> - 3</w:t>
+              <w:t>(</w:t>
+            </w:r>
+            <w:r>
+              <w:t>1</w:t>
             </w:r>
             <w:r>
               <w:t>%)</w:t>
@@ -697,7 +730,10 @@
               <w:t xml:space="preserve">functionality </w:t>
             </w:r>
             <w:r>
-              <w:t>(1</w:t>
+              <w:t>(</w:t>
+            </w:r>
+            <w:r>
+              <w:t>0.5</w:t>
             </w:r>
             <w:r>
               <w:t>%)</w:t>
